--- a/Доклад Город Воинской славы.docx
+++ b/Доклад Город Воинской славы.docx
@@ -397,6 +397,31 @@
           <w:sz w:val="28"/>
           <w:szCs w:val="28"/>
         </w:rPr>
+        <w:t xml:space="preserve"> производство молока и мяса</w:t>
+      </w:r>
+    </w:p>
+    <w:p>
+      <w:pPr>
+        <w:spacing w:line="240" w:lineRule="auto"/>
+        <w:ind w:left="-1134" w:right="-284"/>
+        <w:jc w:val="both"/>
+        <w:rPr>
+          <w:sz w:val="28"/>
+          <w:szCs w:val="28"/>
+        </w:rPr>
+      </w:pPr>
+      <w:r>
+        <w:rPr>
+          <w:sz w:val="28"/>
+          <w:szCs w:val="28"/>
+        </w:rPr>
+        <w:t>Кроме сельского хозяйства, большое значение имеет промышленность.</w:t>
+      </w:r>
+      <w:r>
+        <w:rPr>
+          <w:sz w:val="28"/>
+          <w:szCs w:val="28"/>
+        </w:rPr>
         <w:t xml:space="preserve"> </w:t>
       </w:r>
       <w:r>
@@ -404,25 +429,7 @@
           <w:sz w:val="28"/>
           <w:szCs w:val="28"/>
         </w:rPr>
-        <w:t>производство молока и мяса</w:t>
-      </w:r>
-    </w:p>
-    <w:p>
-      <w:pPr>
-        <w:spacing w:line="240" w:lineRule="auto"/>
-        <w:ind w:left="-1134" w:right="-284"/>
-        <w:jc w:val="both"/>
-        <w:rPr>
-          <w:sz w:val="28"/>
-          <w:szCs w:val="28"/>
-        </w:rPr>
-      </w:pPr>
-      <w:r>
-        <w:rPr>
-          <w:sz w:val="28"/>
-          <w:szCs w:val="28"/>
-        </w:rPr>
-        <w:t>Кроме сельского хозяйства, большое значение имеет промышленность.</w:t>
+        <w:t>В Барнауле развиты:</w:t>
       </w:r>
       <w:r>
         <w:rPr>
@@ -433,20 +440,6 @@
       </w:r>
       <w:r>
         <w:rPr>
-          <w:sz w:val="28"/>
-          <w:szCs w:val="28"/>
-        </w:rPr>
-        <w:t>В Барнауле развиты:</w:t>
-      </w:r>
-      <w:r>
-        <w:rPr>
-          <w:sz w:val="28"/>
-          <w:szCs w:val="28"/>
-        </w:rPr>
-        <w:t xml:space="preserve"> </w:t>
-      </w:r>
-      <w:r>
-        <w:rPr>
           <w:b/>
           <w:bCs/>
           <w:sz w:val="28"/>
@@ -468,79 +461,7 @@
           <w:sz w:val="28"/>
           <w:szCs w:val="28"/>
         </w:rPr>
-        <w:t>производство боеприпасов</w:t>
-      </w:r>
-      <w:r>
-        <w:rPr>
-          <w:b/>
-          <w:bCs/>
-          <w:sz w:val="28"/>
-          <w:szCs w:val="28"/>
-        </w:rPr>
-        <w:t xml:space="preserve">, </w:t>
-      </w:r>
-      <w:r>
-        <w:rPr>
-          <w:b/>
-          <w:bCs/>
-          <w:sz w:val="28"/>
-          <w:szCs w:val="28"/>
-        </w:rPr>
-        <w:t>транспортное машиностроение</w:t>
-      </w:r>
-      <w:r>
-        <w:rPr>
-          <w:b/>
-          <w:bCs/>
-          <w:sz w:val="28"/>
-          <w:szCs w:val="28"/>
-        </w:rPr>
-        <w:t xml:space="preserve">, </w:t>
-      </w:r>
-      <w:r>
-        <w:rPr>
-          <w:b/>
-          <w:bCs/>
-          <w:sz w:val="28"/>
-          <w:szCs w:val="28"/>
-        </w:rPr>
-        <w:t>текстильная промышленность</w:t>
-      </w:r>
-      <w:r>
-        <w:rPr>
-          <w:b/>
-          <w:bCs/>
-          <w:sz w:val="28"/>
-          <w:szCs w:val="28"/>
-        </w:rPr>
-        <w:t xml:space="preserve">, </w:t>
-      </w:r>
-      <w:r>
-        <w:rPr>
-          <w:b/>
-          <w:bCs/>
-          <w:sz w:val="28"/>
-          <w:szCs w:val="28"/>
-        </w:rPr>
-        <w:t>пищевая промышленность</w:t>
-      </w:r>
-      <w:r>
-        <w:rPr>
-          <w:b/>
-          <w:bCs/>
-          <w:sz w:val="28"/>
-          <w:szCs w:val="28"/>
-        </w:rPr>
-        <w:t xml:space="preserve">, </w:t>
-      </w:r>
-      <w:r>
-        <w:rPr>
-          <w:b/>
-          <w:bCs/>
-          <w:sz w:val="28"/>
-          <w:szCs w:val="28"/>
-        </w:rPr>
-        <w:t>производство строительных материалов</w:t>
+        <w:t>производство боеприпасов, транспортное машиностроение, текстильная промышленность, пищевая промышленность, производство строительных материалов</w:t>
       </w:r>
       <w:r>
         <w:rPr>
@@ -5513,8 +5434,8 @@
   <w:abstractNum w:abstractNumId="11" w15:restartNumberingAfterBreak="0">
     <w:nsid w:val="7D7D6A9B"/>
     <w:multiLevelType w:val="hybridMultilevel"/>
-    <w:tmpl w:val="FA10F6BA"/>
-    <w:lvl w:ilvl="0" w:tplc="6BC00740">
+    <w:tmpl w:val="78E670D8"/>
+    <w:lvl w:ilvl="0" w:tplc="7C2ADEAE">
       <w:start w:val="1"/>
       <w:numFmt w:val="decimal"/>
       <w:lvlText w:val="%1."/>
@@ -5524,6 +5445,8 @@
       </w:pPr>
       <w:rPr>
         <w:rFonts w:hint="default"/>
+        <w:b w:val="0"/>
+        <w:bCs w:val="0"/>
       </w:rPr>
     </w:lvl>
     <w:lvl w:ilvl="1" w:tplc="04190019" w:tentative="1">
@@ -6241,6 +6164,7 @@
   <w:style w:type="character" w:default="1" w:styleId="a0">
     <w:name w:val="Default Paragraph Font"/>
     <w:uiPriority w:val="1"/>
+    <w:semiHidden/>
     <w:unhideWhenUsed/>
   </w:style>
   <w:style w:type="table" w:default="1" w:styleId="a1">

--- a/Доклад Город Воинской славы.docx
+++ b/Доклад Город Воинской славы.docx
@@ -72,23 +72,7 @@
           <w:sz w:val="28"/>
           <w:szCs w:val="28"/>
         </w:rPr>
-        <w:t xml:space="preserve">Барнаул расположен на юге Западной Сибири, на левом берегу реки Оби, в месте впадения в неё реки </w:t>
-      </w:r>
-      <w:proofErr w:type="spellStart"/>
-      <w:r>
-        <w:rPr>
-          <w:sz w:val="28"/>
-          <w:szCs w:val="28"/>
-        </w:rPr>
-        <w:t>Барнаулки</w:t>
-      </w:r>
-      <w:proofErr w:type="spellEnd"/>
-      <w:r>
-        <w:rPr>
-          <w:sz w:val="28"/>
-          <w:szCs w:val="28"/>
-        </w:rPr>
-        <w:t xml:space="preserve">. Город находится в пределах </w:t>
+        <w:t xml:space="preserve">Барнаул расположен на юге Западной Сибири, на левом берегу реки Оби, в месте впадения в неё реки Барнаулки. Город находится в пределах </w:t>
       </w:r>
       <w:r>
         <w:rPr>
@@ -601,23 +585,7 @@
           <w:sz w:val="28"/>
           <w:szCs w:val="28"/>
         </w:rPr>
-        <w:t xml:space="preserve">Завод был построен на реке </w:t>
-      </w:r>
-      <w:proofErr w:type="spellStart"/>
-      <w:r>
-        <w:rPr>
-          <w:sz w:val="28"/>
-          <w:szCs w:val="28"/>
-        </w:rPr>
-        <w:t>Барнаулке</w:t>
-      </w:r>
-      <w:proofErr w:type="spellEnd"/>
-      <w:r>
-        <w:rPr>
-          <w:sz w:val="28"/>
-          <w:szCs w:val="28"/>
-        </w:rPr>
-        <w:t>. Для его размещения были важны:</w:t>
+        <w:t>Завод был построен на реке Барнаулке. Для его размещения были важны:</w:t>
       </w:r>
       <w:r>
         <w:rPr>
@@ -1853,19 +1821,207 @@
         </w:rPr>
         <w:t>Среди почётных граждан можно назвать представителей разных сфер.</w:t>
       </w:r>
-    </w:p>
-    <w:p>
-      <w:pPr>
-        <w:spacing w:line="240" w:lineRule="auto"/>
-        <w:ind w:left="-1134" w:right="-284"/>
-        <w:jc w:val="both"/>
-        <w:rPr>
-          <w:b/>
-          <w:bCs/>
-          <w:sz w:val="28"/>
-          <w:szCs w:val="28"/>
-        </w:rPr>
-      </w:pPr>
+      <w:r>
+        <w:t xml:space="preserve"> </w:t>
+      </w:r>
+      <w:r>
+        <w:rPr>
+          <w:noProof/>
+        </w:rPr>
+        <mc:AlternateContent>
+          <mc:Choice Requires="wps">
+            <w:drawing>
+              <wp:inline distT="0" distB="0" distL="0" distR="0" wp14:anchorId="0255F861" wp14:editId="7D088B48">
+                <wp:extent cx="304800" cy="304800"/>
+                <wp:effectExtent l="0" t="0" r="0" b="0"/>
+                <wp:docPr id="401497605" name="Прямоугольник 1" descr="Picture background"/>
+                <wp:cNvGraphicFramePr>
+                  <a:graphicFrameLocks xmlns:a="http://schemas.openxmlformats.org/drawingml/2006/main" noChangeAspect="1"/>
+                </wp:cNvGraphicFramePr>
+                <a:graphic xmlns:a="http://schemas.openxmlformats.org/drawingml/2006/main">
+                  <a:graphicData uri="http://schemas.microsoft.com/office/word/2010/wordprocessingShape">
+                    <wps:wsp>
+                      <wps:cNvSpPr>
+                        <a:spLocks noChangeAspect="1" noChangeArrowheads="1"/>
+                      </wps:cNvSpPr>
+                      <wps:spPr bwMode="auto">
+                        <a:xfrm>
+                          <a:off x="0" y="0"/>
+                          <a:ext cx="304800" cy="304800"/>
+                        </a:xfrm>
+                        <a:prstGeom prst="rect">
+                          <a:avLst/>
+                        </a:prstGeom>
+                        <a:noFill/>
+                        <a:ln>
+                          <a:noFill/>
+                        </a:ln>
+                        <a:extLst>
+                          <a:ext uri="{909E8E84-426E-40DD-AFC4-6F175D3DCCD1}">
+                            <a14:hiddenFill xmlns:a14="http://schemas.microsoft.com/office/drawing/2010/main">
+                              <a:solidFill>
+                                <a:srgbClr val="FFFFFF"/>
+                              </a:solidFill>
+                            </a14:hiddenFill>
+                          </a:ext>
+                          <a:ext uri="{91240B29-F687-4F45-9708-019B960494DF}">
+                            <a14:hiddenLine xmlns:a14="http://schemas.microsoft.com/office/drawing/2010/main" w="9525">
+                              <a:solidFill>
+                                <a:srgbClr val="000000"/>
+                              </a:solidFill>
+                              <a:miter lim="800000"/>
+                              <a:headEnd/>
+                              <a:tailEnd/>
+                            </a14:hiddenLine>
+                          </a:ext>
+                        </a:extLst>
+                      </wps:spPr>
+                      <wps:bodyPr rot="0" vert="horz" wrap="square" lIns="91440" tIns="45720" rIns="91440" bIns="45720" anchor="t" anchorCtr="0" upright="1">
+                        <a:noAutofit/>
+                      </wps:bodyPr>
+                    </wps:wsp>
+                  </a:graphicData>
+                </a:graphic>
+              </wp:inline>
+            </w:drawing>
+          </mc:Choice>
+          <mc:Fallback>
+            <w:pict>
+              <v:rect w14:anchorId="62328C01" id="Прямоугольник 1" o:spid="_x0000_s1026" alt="Picture background" style="width:24pt;height:24pt;visibility:visible;mso-wrap-style:square;mso-left-percent:-10001;mso-top-percent:-10001;mso-position-horizontal:absolute;mso-position-horizontal-relative:char;mso-position-vertical:absolute;mso-position-vertical-relative:line;mso-left-percent:-10001;mso-top-percent:-10001;v-text-anchor:top" o:gfxdata="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" filled="f" stroked="f">
+                <o:lock v:ext="edit" aspectratio="t"/>
+                <w10:anchorlock/>
+              </v:rect>
+            </w:pict>
+          </mc:Fallback>
+        </mc:AlternateContent>
+      </w:r>
+      <w:r>
+        <w:rPr>
+          <w:noProof/>
+        </w:rPr>
+        <mc:AlternateContent>
+          <mc:Choice Requires="wps">
+            <w:drawing>
+              <wp:inline distT="0" distB="0" distL="0" distR="0" wp14:anchorId="171CA67B" wp14:editId="5B8BB28F">
+                <wp:extent cx="304800" cy="304800"/>
+                <wp:effectExtent l="0" t="0" r="0" b="0"/>
+                <wp:docPr id="929625166" name="Прямоугольник 2" descr="Picture background"/>
+                <wp:cNvGraphicFramePr>
+                  <a:graphicFrameLocks xmlns:a="http://schemas.openxmlformats.org/drawingml/2006/main" noChangeAspect="1"/>
+                </wp:cNvGraphicFramePr>
+                <a:graphic xmlns:a="http://schemas.openxmlformats.org/drawingml/2006/main">
+                  <a:graphicData uri="http://schemas.microsoft.com/office/word/2010/wordprocessingShape">
+                    <wps:wsp>
+                      <wps:cNvSpPr>
+                        <a:spLocks noChangeAspect="1" noChangeArrowheads="1"/>
+                      </wps:cNvSpPr>
+                      <wps:spPr bwMode="auto">
+                        <a:xfrm>
+                          <a:off x="0" y="0"/>
+                          <a:ext cx="304800" cy="304800"/>
+                        </a:xfrm>
+                        <a:prstGeom prst="rect">
+                          <a:avLst/>
+                        </a:prstGeom>
+                        <a:noFill/>
+                        <a:ln>
+                          <a:noFill/>
+                        </a:ln>
+                        <a:extLst>
+                          <a:ext uri="{909E8E84-426E-40DD-AFC4-6F175D3DCCD1}">
+                            <a14:hiddenFill xmlns:a14="http://schemas.microsoft.com/office/drawing/2010/main">
+                              <a:solidFill>
+                                <a:srgbClr val="FFFFFF"/>
+                              </a:solidFill>
+                            </a14:hiddenFill>
+                          </a:ext>
+                          <a:ext uri="{91240B29-F687-4F45-9708-019B960494DF}">
+                            <a14:hiddenLine xmlns:a14="http://schemas.microsoft.com/office/drawing/2010/main" w="9525">
+                              <a:solidFill>
+                                <a:srgbClr val="000000"/>
+                              </a:solidFill>
+                              <a:miter lim="800000"/>
+                              <a:headEnd/>
+                              <a:tailEnd/>
+                            </a14:hiddenLine>
+                          </a:ext>
+                        </a:extLst>
+                      </wps:spPr>
+                      <wps:bodyPr rot="0" vert="horz" wrap="square" lIns="91440" tIns="45720" rIns="91440" bIns="45720" anchor="t" anchorCtr="0" upright="1">
+                        <a:noAutofit/>
+                      </wps:bodyPr>
+                    </wps:wsp>
+                  </a:graphicData>
+                </a:graphic>
+              </wp:inline>
+            </w:drawing>
+          </mc:Choice>
+          <mc:Fallback>
+            <w:pict>
+              <v:rect w14:anchorId="46940786" id="Прямоугольник 2" o:spid="_x0000_s1026" alt="Picture background" style="width:24pt;height:24pt;visibility:visible;mso-wrap-style:square;mso-left-percent:-10001;mso-top-percent:-10001;mso-position-horizontal:absolute;mso-position-horizontal-relative:char;mso-position-vertical:absolute;mso-position-vertical-relative:line;mso-left-percent:-10001;mso-top-percent:-10001;v-text-anchor:top" o:gfxdata="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" filled="f" stroked="f">
+                <o:lock v:ext="edit" aspectratio="t"/>
+                <w10:anchorlock/>
+              </v:rect>
+            </w:pict>
+          </mc:Fallback>
+        </mc:AlternateContent>
+      </w:r>
+    </w:p>
+    <w:p>
+      <w:pPr>
+        <w:spacing w:line="240" w:lineRule="auto"/>
+        <w:ind w:left="-1134" w:right="-284"/>
+        <w:jc w:val="both"/>
+        <w:rPr>
+          <w:b/>
+          <w:bCs/>
+          <w:sz w:val="28"/>
+          <w:szCs w:val="28"/>
+        </w:rPr>
+      </w:pPr>
+      <w:r>
+        <w:rPr>
+          <w:b/>
+          <w:bCs/>
+          <w:sz w:val="28"/>
+          <w:szCs w:val="28"/>
+        </w:rPr>
+        <w:drawing>
+          <wp:inline distT="0" distB="0" distL="0" distR="0" wp14:anchorId="10CE92AD" wp14:editId="3524D1AD">
+            <wp:extent cx="1929817" cy="2190750"/>
+            <wp:effectExtent l="0" t="0" r="0" b="0"/>
+            <wp:docPr id="532296690" name="Рисунок 1"/>
+            <wp:cNvGraphicFramePr>
+              <a:graphicFrameLocks xmlns:a="http://schemas.openxmlformats.org/drawingml/2006/main" noChangeAspect="1"/>
+            </wp:cNvGraphicFramePr>
+            <a:graphic xmlns:a="http://schemas.openxmlformats.org/drawingml/2006/main">
+              <a:graphicData uri="http://schemas.openxmlformats.org/drawingml/2006/picture">
+                <pic:pic xmlns:pic="http://schemas.openxmlformats.org/drawingml/2006/picture">
+                  <pic:nvPicPr>
+                    <pic:cNvPr id="532296690" name=""/>
+                    <pic:cNvPicPr/>
+                  </pic:nvPicPr>
+                  <pic:blipFill>
+                    <a:blip r:embed="rId6"/>
+                    <a:stretch>
+                      <a:fillRect/>
+                    </a:stretch>
+                  </pic:blipFill>
+                  <pic:spPr>
+                    <a:xfrm>
+                      <a:off x="0" y="0"/>
+                      <a:ext cx="1940218" cy="2202558"/>
+                    </a:xfrm>
+                    <a:prstGeom prst="rect">
+                      <a:avLst/>
+                    </a:prstGeom>
+                  </pic:spPr>
+                </pic:pic>
+              </a:graphicData>
+            </a:graphic>
+          </wp:inline>
+        </w:drawing>
+      </w:r>
       <w:r>
         <w:rPr>
           <w:b/>
@@ -1941,52 +2097,68 @@
           <w:sz w:val="28"/>
           <w:szCs w:val="28"/>
         </w:rPr>
-        <w:t xml:space="preserve">Зиновий Соломонович </w:t>
-      </w:r>
-      <w:proofErr w:type="spellStart"/>
-      <w:r>
-        <w:rPr>
-          <w:b/>
-          <w:bCs/>
-          <w:sz w:val="28"/>
-          <w:szCs w:val="28"/>
-        </w:rPr>
-        <w:t>Баркаган</w:t>
-      </w:r>
-      <w:proofErr w:type="spellEnd"/>
-    </w:p>
-    <w:p>
-      <w:pPr>
-        <w:spacing w:line="240" w:lineRule="auto"/>
-        <w:ind w:left="-1134" w:right="-284"/>
-        <w:jc w:val="both"/>
-        <w:rPr>
-          <w:sz w:val="28"/>
-          <w:szCs w:val="28"/>
-        </w:rPr>
-      </w:pPr>
-      <w:r>
-        <w:rPr>
-          <w:sz w:val="28"/>
-          <w:szCs w:val="28"/>
-        </w:rPr>
-        <w:t xml:space="preserve">Зиновий </w:t>
-      </w:r>
-      <w:proofErr w:type="spellStart"/>
-      <w:r>
-        <w:rPr>
-          <w:sz w:val="28"/>
-          <w:szCs w:val="28"/>
-        </w:rPr>
-        <w:t>Баркаган</w:t>
-      </w:r>
-      <w:proofErr w:type="spellEnd"/>
-      <w:r>
-        <w:rPr>
-          <w:sz w:val="28"/>
-          <w:szCs w:val="28"/>
-        </w:rPr>
-        <w:t xml:space="preserve"> — известный советский и российский врач, учёный, доктор медицинских наук.</w:t>
+        <w:drawing>
+          <wp:inline distT="0" distB="0" distL="0" distR="0" wp14:anchorId="146EF563" wp14:editId="1F844B3C">
+            <wp:extent cx="1793081" cy="2057400"/>
+            <wp:effectExtent l="0" t="0" r="0" b="0"/>
+            <wp:docPr id="1668525767" name="Рисунок 1"/>
+            <wp:cNvGraphicFramePr>
+              <a:graphicFrameLocks xmlns:a="http://schemas.openxmlformats.org/drawingml/2006/main" noChangeAspect="1"/>
+            </wp:cNvGraphicFramePr>
+            <a:graphic xmlns:a="http://schemas.openxmlformats.org/drawingml/2006/main">
+              <a:graphicData uri="http://schemas.openxmlformats.org/drawingml/2006/picture">
+                <pic:pic xmlns:pic="http://schemas.openxmlformats.org/drawingml/2006/picture">
+                  <pic:nvPicPr>
+                    <pic:cNvPr id="1668525767" name=""/>
+                    <pic:cNvPicPr/>
+                  </pic:nvPicPr>
+                  <pic:blipFill>
+                    <a:blip r:embed="rId7"/>
+                    <a:stretch>
+                      <a:fillRect/>
+                    </a:stretch>
+                  </pic:blipFill>
+                  <pic:spPr>
+                    <a:xfrm>
+                      <a:off x="0" y="0"/>
+                      <a:ext cx="1804140" cy="2070089"/>
+                    </a:xfrm>
+                    <a:prstGeom prst="rect">
+                      <a:avLst/>
+                    </a:prstGeom>
+                  </pic:spPr>
+                </pic:pic>
+              </a:graphicData>
+            </a:graphic>
+          </wp:inline>
+        </w:drawing>
+      </w:r>
+      <w:r>
+        <w:rPr>
+          <w:b/>
+          <w:bCs/>
+          <w:sz w:val="28"/>
+          <w:szCs w:val="28"/>
+        </w:rPr>
+        <w:t>Зиновий Соломонович Баркаган</w:t>
+      </w:r>
+    </w:p>
+    <w:p>
+      <w:pPr>
+        <w:spacing w:line="240" w:lineRule="auto"/>
+        <w:ind w:left="-1134" w:right="-284"/>
+        <w:jc w:val="both"/>
+        <w:rPr>
+          <w:sz w:val="28"/>
+          <w:szCs w:val="28"/>
+        </w:rPr>
+      </w:pPr>
+      <w:r>
+        <w:rPr>
+          <w:sz w:val="28"/>
+          <w:szCs w:val="28"/>
+        </w:rPr>
+        <w:t>Зиновий Баркаган — известный советский и российский врач, учёный, доктор медицинских наук.</w:t>
       </w:r>
       <w:r>
         <w:rPr>
@@ -2022,6 +2194,49 @@
           <w:sz w:val="28"/>
           <w:szCs w:val="28"/>
         </w:rPr>
+        <w:drawing>
+          <wp:inline distT="0" distB="0" distL="0" distR="0" wp14:anchorId="4E7FD1EE" wp14:editId="085B8049">
+            <wp:extent cx="1769915" cy="1905000"/>
+            <wp:effectExtent l="0" t="0" r="1905" b="0"/>
+            <wp:docPr id="1270407515" name="Рисунок 1"/>
+            <wp:cNvGraphicFramePr>
+              <a:graphicFrameLocks xmlns:a="http://schemas.openxmlformats.org/drawingml/2006/main" noChangeAspect="1"/>
+            </wp:cNvGraphicFramePr>
+            <a:graphic xmlns:a="http://schemas.openxmlformats.org/drawingml/2006/main">
+              <a:graphicData uri="http://schemas.openxmlformats.org/drawingml/2006/picture">
+                <pic:pic xmlns:pic="http://schemas.openxmlformats.org/drawingml/2006/picture">
+                  <pic:nvPicPr>
+                    <pic:cNvPr id="1270407515" name=""/>
+                    <pic:cNvPicPr/>
+                  </pic:nvPicPr>
+                  <pic:blipFill>
+                    <a:blip r:embed="rId8"/>
+                    <a:stretch>
+                      <a:fillRect/>
+                    </a:stretch>
+                  </pic:blipFill>
+                  <pic:spPr>
+                    <a:xfrm>
+                      <a:off x="0" y="0"/>
+                      <a:ext cx="1778356" cy="1914085"/>
+                    </a:xfrm>
+                    <a:prstGeom prst="rect">
+                      <a:avLst/>
+                    </a:prstGeom>
+                  </pic:spPr>
+                </pic:pic>
+              </a:graphicData>
+            </a:graphic>
+          </wp:inline>
+        </w:drawing>
+      </w:r>
+      <w:r>
+        <w:rPr>
+          <w:b/>
+          <w:bCs/>
+          <w:sz w:val="28"/>
+          <w:szCs w:val="28"/>
+        </w:rPr>
         <w:t>Алексей Геннадьевич Смертин</w:t>
       </w:r>
     </w:p>
@@ -2040,6 +2255,7 @@
           <w:sz w:val="28"/>
           <w:szCs w:val="28"/>
         </w:rPr>
+        <w:lastRenderedPageBreak/>
         <w:t>Алексей Смертин — известный российский футболист, воспитанник барнаульского футбола, чемпион России, участник чемпионатов мира и Европы.</w:t>
       </w:r>
       <w:r>
@@ -2538,392 +2754,357 @@
           <w:sz w:val="28"/>
           <w:szCs w:val="28"/>
         </w:rPr>
+        <w:t xml:space="preserve">Поскольку Барнаул не был оккупирован, основной формой участия города в войне стал </w:t>
+      </w:r>
+      <w:r>
+        <w:rPr>
+          <w:b/>
+          <w:bCs/>
+          <w:sz w:val="28"/>
+          <w:szCs w:val="28"/>
+        </w:rPr>
+        <w:t>трудовой подвиг</w:t>
+      </w:r>
+      <w:r>
+        <w:rPr>
+          <w:sz w:val="28"/>
+          <w:szCs w:val="28"/>
+        </w:rPr>
+        <w:t>.</w:t>
+      </w:r>
+    </w:p>
+    <w:p>
+      <w:pPr>
+        <w:spacing w:line="240" w:lineRule="auto"/>
+        <w:ind w:left="-1134" w:right="-284"/>
+        <w:jc w:val="both"/>
+        <w:rPr>
+          <w:sz w:val="28"/>
+          <w:szCs w:val="28"/>
+        </w:rPr>
+      </w:pPr>
+      <w:r>
+        <w:rPr>
+          <w:b/>
+          <w:bCs/>
+          <w:sz w:val="28"/>
+          <w:szCs w:val="28"/>
+        </w:rPr>
+        <w:t>Производство патронов</w:t>
+      </w:r>
+      <w:r>
+        <w:rPr>
+          <w:b/>
+          <w:bCs/>
+          <w:sz w:val="28"/>
+          <w:szCs w:val="28"/>
+        </w:rPr>
+        <w:t xml:space="preserve">: </w:t>
+      </w:r>
+      <w:r>
+        <w:rPr>
+          <w:sz w:val="28"/>
+          <w:szCs w:val="28"/>
+        </w:rPr>
+        <w:t>Завод №17 за годы войны произвёл около:</w:t>
+      </w:r>
+      <w:r>
+        <w:rPr>
+          <w:sz w:val="28"/>
+          <w:szCs w:val="28"/>
+        </w:rPr>
+        <w:t xml:space="preserve"> </w:t>
+      </w:r>
+      <w:r>
+        <w:rPr>
+          <w:b/>
+          <w:bCs/>
+          <w:sz w:val="28"/>
+          <w:szCs w:val="28"/>
+        </w:rPr>
+        <w:t>1,8 млрд патронов.</w:t>
+      </w:r>
+    </w:p>
+    <w:p>
+      <w:pPr>
+        <w:spacing w:line="240" w:lineRule="auto"/>
+        <w:ind w:left="-1134" w:right="-284"/>
+        <w:jc w:val="both"/>
+        <w:rPr>
+          <w:sz w:val="28"/>
+          <w:szCs w:val="28"/>
+        </w:rPr>
+      </w:pPr>
+      <w:r>
+        <w:rPr>
+          <w:b/>
+          <w:bCs/>
+          <w:sz w:val="28"/>
+          <w:szCs w:val="28"/>
+        </w:rPr>
+        <w:t>Производство танковых двигателей</w:t>
+      </w:r>
+      <w:r>
+        <w:rPr>
+          <w:b/>
+          <w:bCs/>
+          <w:sz w:val="28"/>
+          <w:szCs w:val="28"/>
+        </w:rPr>
+        <w:t xml:space="preserve">: </w:t>
+      </w:r>
+      <w:r>
+        <w:rPr>
+          <w:sz w:val="28"/>
+          <w:szCs w:val="28"/>
+        </w:rPr>
+        <w:t>Завод №77, будущий «Барнаултрансмаш», произвёл:</w:t>
+      </w:r>
+      <w:r>
+        <w:rPr>
+          <w:sz w:val="28"/>
+          <w:szCs w:val="28"/>
+        </w:rPr>
+        <w:t xml:space="preserve"> </w:t>
+      </w:r>
+      <w:r>
+        <w:rPr>
+          <w:b/>
+          <w:bCs/>
+          <w:sz w:val="28"/>
+          <w:szCs w:val="28"/>
+        </w:rPr>
+        <w:t>свыше 10 000 дизельных двигателей В-2.</w:t>
+      </w:r>
+      <w:r>
+        <w:rPr>
+          <w:sz w:val="28"/>
+          <w:szCs w:val="28"/>
+        </w:rPr>
+        <w:t xml:space="preserve"> </w:t>
+      </w:r>
+      <w:r>
+        <w:rPr>
+          <w:sz w:val="28"/>
+          <w:szCs w:val="28"/>
+        </w:rPr>
+        <w:t>Эти двигатели использовались на танках Т-34.</w:t>
+      </w:r>
+    </w:p>
+    <w:p>
+      <w:pPr>
+        <w:spacing w:line="240" w:lineRule="auto"/>
+        <w:ind w:left="-1134" w:right="-284"/>
+        <w:jc w:val="both"/>
+        <w:rPr>
+          <w:sz w:val="28"/>
+          <w:szCs w:val="28"/>
+        </w:rPr>
+      </w:pPr>
+      <w:r>
+        <w:rPr>
+          <w:b/>
+          <w:bCs/>
+          <w:sz w:val="28"/>
+          <w:szCs w:val="28"/>
+        </w:rPr>
+        <w:t>Производство тканей</w:t>
+      </w:r>
+      <w:r>
+        <w:rPr>
+          <w:b/>
+          <w:bCs/>
+          <w:sz w:val="28"/>
+          <w:szCs w:val="28"/>
+        </w:rPr>
+        <w:t xml:space="preserve">: </w:t>
+      </w:r>
+      <w:r>
+        <w:rPr>
+          <w:sz w:val="28"/>
+          <w:szCs w:val="28"/>
+        </w:rPr>
+        <w:t>Барнаульский меланжевый комбинат выпустил:</w:t>
+      </w:r>
+      <w:r>
+        <w:rPr>
+          <w:sz w:val="28"/>
+          <w:szCs w:val="28"/>
+        </w:rPr>
+        <w:t xml:space="preserve"> </w:t>
+      </w:r>
+      <w:r>
+        <w:rPr>
+          <w:b/>
+          <w:bCs/>
+          <w:sz w:val="28"/>
+          <w:szCs w:val="28"/>
+        </w:rPr>
+        <w:t>около 137 млн метров ткани.</w:t>
+      </w:r>
+      <w:r>
+        <w:rPr>
+          <w:sz w:val="28"/>
+          <w:szCs w:val="28"/>
+        </w:rPr>
+        <w:t xml:space="preserve"> </w:t>
+      </w:r>
+      <w:r>
+        <w:rPr>
+          <w:sz w:val="28"/>
+          <w:szCs w:val="28"/>
+        </w:rPr>
+        <w:t>Ткань использовалась для изготовления военной формы и другой продукции для армии.</w:t>
+      </w:r>
+    </w:p>
+    <w:p>
+      <w:pPr>
+        <w:spacing w:line="240" w:lineRule="auto"/>
+        <w:ind w:left="-1134" w:right="-284"/>
+        <w:jc w:val="both"/>
+        <w:rPr>
+          <w:b/>
+          <w:bCs/>
+          <w:sz w:val="28"/>
+          <w:szCs w:val="28"/>
+        </w:rPr>
+      </w:pPr>
+      <w:r>
+        <w:rPr>
+          <w:b/>
+          <w:bCs/>
+          <w:sz w:val="28"/>
+          <w:szCs w:val="28"/>
+        </w:rPr>
+        <w:t>Производство корпусов снарядов</w:t>
+      </w:r>
+      <w:r>
+        <w:rPr>
+          <w:b/>
+          <w:bCs/>
+          <w:sz w:val="28"/>
+          <w:szCs w:val="28"/>
+        </w:rPr>
+        <w:t xml:space="preserve">: </w:t>
+      </w:r>
+      <w:r>
+        <w:rPr>
+          <w:sz w:val="28"/>
+          <w:szCs w:val="28"/>
+        </w:rPr>
+        <w:t>Завод имени газеты «Правда» производил корпуса снарядов из сталистого чугуна.</w:t>
+      </w:r>
+    </w:p>
+    <w:p>
+      <w:pPr>
+        <w:spacing w:line="240" w:lineRule="auto"/>
+        <w:ind w:left="-1134" w:right="-284"/>
+        <w:jc w:val="both"/>
+        <w:rPr>
+          <w:b/>
+          <w:bCs/>
+          <w:sz w:val="28"/>
+          <w:szCs w:val="28"/>
+        </w:rPr>
+      </w:pPr>
+      <w:r>
+        <w:rPr>
+          <w:b/>
+          <w:bCs/>
+          <w:sz w:val="28"/>
+          <w:szCs w:val="28"/>
+        </w:rPr>
+        <w:t>Личные трудовые подвиги</w:t>
+      </w:r>
+    </w:p>
+    <w:p>
+      <w:pPr>
+        <w:spacing w:line="240" w:lineRule="auto"/>
+        <w:ind w:left="-1134" w:right="-284"/>
+        <w:jc w:val="both"/>
+        <w:rPr>
+          <w:strike/>
+          <w:sz w:val="28"/>
+          <w:szCs w:val="28"/>
+        </w:rPr>
+      </w:pPr>
+      <w:r>
+        <w:rPr>
+          <w:sz w:val="28"/>
+          <w:szCs w:val="28"/>
+        </w:rPr>
+        <w:t xml:space="preserve">Одним из примеров является </w:t>
+      </w:r>
+      <w:r>
+        <w:rPr>
+          <w:b/>
+          <w:bCs/>
+          <w:sz w:val="28"/>
+          <w:szCs w:val="28"/>
+        </w:rPr>
+        <w:t>бригада Белякова</w:t>
+      </w:r>
+      <w:r>
+        <w:rPr>
+          <w:sz w:val="28"/>
+          <w:szCs w:val="28"/>
+        </w:rPr>
+        <w:t>.</w:t>
+      </w:r>
+      <w:r>
+        <w:rPr>
+          <w:sz w:val="28"/>
+          <w:szCs w:val="28"/>
+        </w:rPr>
+        <w:t xml:space="preserve"> </w:t>
+      </w:r>
+      <w:r>
+        <w:rPr>
+          <w:sz w:val="28"/>
+          <w:szCs w:val="28"/>
+        </w:rPr>
+        <w:t xml:space="preserve">2 апреля 1944 года она выполнила сменное задание на </w:t>
+      </w:r>
+      <w:r>
+        <w:rPr>
+          <w:b/>
+          <w:bCs/>
+          <w:sz w:val="28"/>
+          <w:szCs w:val="28"/>
+        </w:rPr>
+        <w:t>472%</w:t>
+      </w:r>
+      <w:r>
+        <w:rPr>
+          <w:sz w:val="28"/>
+          <w:szCs w:val="28"/>
+        </w:rPr>
+        <w:t>.</w:t>
+      </w:r>
+      <w:r>
+        <w:rPr>
+          <w:sz w:val="28"/>
+          <w:szCs w:val="28"/>
+        </w:rPr>
+        <w:t xml:space="preserve"> </w:t>
+      </w:r>
+    </w:p>
+    <w:p>
+      <w:pPr>
+        <w:spacing w:line="240" w:lineRule="auto"/>
+        <w:ind w:left="-1134" w:right="-284"/>
+        <w:jc w:val="both"/>
+        <w:rPr>
+          <w:sz w:val="28"/>
+          <w:szCs w:val="28"/>
+        </w:rPr>
+      </w:pPr>
+      <w:r>
+        <w:rPr>
+          <w:sz w:val="28"/>
+          <w:szCs w:val="28"/>
+        </w:rPr>
         <w:lastRenderedPageBreak/>
-        <w:t xml:space="preserve">Поскольку Барнаул не был оккупирован, основной формой участия города в войне стал </w:t>
-      </w:r>
-      <w:r>
-        <w:rPr>
-          <w:b/>
-          <w:bCs/>
-          <w:sz w:val="28"/>
-          <w:szCs w:val="28"/>
-        </w:rPr>
-        <w:t>трудовой подвиг</w:t>
-      </w:r>
-      <w:r>
-        <w:rPr>
-          <w:sz w:val="28"/>
-          <w:szCs w:val="28"/>
-        </w:rPr>
-        <w:t>.</w:t>
-      </w:r>
-    </w:p>
-    <w:p>
-      <w:pPr>
-        <w:spacing w:line="240" w:lineRule="auto"/>
-        <w:ind w:left="-1134" w:right="-284"/>
-        <w:jc w:val="both"/>
-        <w:rPr>
-          <w:sz w:val="28"/>
-          <w:szCs w:val="28"/>
-        </w:rPr>
-      </w:pPr>
-      <w:r>
-        <w:rPr>
-          <w:b/>
-          <w:bCs/>
-          <w:sz w:val="28"/>
-          <w:szCs w:val="28"/>
-        </w:rPr>
-        <w:t>Производство патронов</w:t>
-      </w:r>
-      <w:r>
-        <w:rPr>
-          <w:b/>
-          <w:bCs/>
-          <w:sz w:val="28"/>
-          <w:szCs w:val="28"/>
-        </w:rPr>
-        <w:t xml:space="preserve">: </w:t>
-      </w:r>
-      <w:r>
-        <w:rPr>
-          <w:sz w:val="28"/>
-          <w:szCs w:val="28"/>
-        </w:rPr>
-        <w:t>Завод №17 за годы войны произвёл около:</w:t>
-      </w:r>
-      <w:r>
-        <w:rPr>
-          <w:sz w:val="28"/>
-          <w:szCs w:val="28"/>
-        </w:rPr>
-        <w:t xml:space="preserve"> </w:t>
-      </w:r>
-      <w:r>
-        <w:rPr>
-          <w:b/>
-          <w:bCs/>
-          <w:sz w:val="28"/>
-          <w:szCs w:val="28"/>
-        </w:rPr>
-        <w:t>1,8 млрд патронов.</w:t>
-      </w:r>
-    </w:p>
-    <w:p>
-      <w:pPr>
-        <w:spacing w:line="240" w:lineRule="auto"/>
-        <w:ind w:left="-1134" w:right="-284"/>
-        <w:jc w:val="both"/>
-        <w:rPr>
-          <w:sz w:val="28"/>
-          <w:szCs w:val="28"/>
-        </w:rPr>
-      </w:pPr>
-      <w:r>
-        <w:rPr>
-          <w:b/>
-          <w:bCs/>
-          <w:sz w:val="28"/>
-          <w:szCs w:val="28"/>
-        </w:rPr>
-        <w:t>Производство танковых двигателей</w:t>
-      </w:r>
-      <w:r>
-        <w:rPr>
-          <w:b/>
-          <w:bCs/>
-          <w:sz w:val="28"/>
-          <w:szCs w:val="28"/>
-        </w:rPr>
-        <w:t xml:space="preserve">: </w:t>
-      </w:r>
-      <w:r>
-        <w:rPr>
-          <w:sz w:val="28"/>
-          <w:szCs w:val="28"/>
-        </w:rPr>
-        <w:t>Завод №77, будущий «Барнаултрансмаш», произвёл:</w:t>
-      </w:r>
-      <w:r>
-        <w:rPr>
-          <w:sz w:val="28"/>
-          <w:szCs w:val="28"/>
-        </w:rPr>
-        <w:t xml:space="preserve"> </w:t>
-      </w:r>
-      <w:r>
-        <w:rPr>
-          <w:b/>
-          <w:bCs/>
-          <w:sz w:val="28"/>
-          <w:szCs w:val="28"/>
-        </w:rPr>
-        <w:t>свыше 10 000 дизельных двигателей В-2.</w:t>
-      </w:r>
-      <w:r>
-        <w:rPr>
-          <w:sz w:val="28"/>
-          <w:szCs w:val="28"/>
-        </w:rPr>
-        <w:t xml:space="preserve"> </w:t>
-      </w:r>
-      <w:r>
-        <w:rPr>
-          <w:sz w:val="28"/>
-          <w:szCs w:val="28"/>
-        </w:rPr>
-        <w:t>Эти двигатели использовались на танках Т-34.</w:t>
-      </w:r>
-    </w:p>
-    <w:p>
-      <w:pPr>
-        <w:spacing w:line="240" w:lineRule="auto"/>
-        <w:ind w:left="-1134" w:right="-284"/>
-        <w:jc w:val="both"/>
-        <w:rPr>
-          <w:sz w:val="28"/>
-          <w:szCs w:val="28"/>
-        </w:rPr>
-      </w:pPr>
-      <w:r>
-        <w:rPr>
-          <w:b/>
-          <w:bCs/>
-          <w:sz w:val="28"/>
-          <w:szCs w:val="28"/>
-        </w:rPr>
-        <w:t>Производство тканей</w:t>
-      </w:r>
-      <w:r>
-        <w:rPr>
-          <w:b/>
-          <w:bCs/>
-          <w:sz w:val="28"/>
-          <w:szCs w:val="28"/>
-        </w:rPr>
-        <w:t xml:space="preserve">: </w:t>
-      </w:r>
-      <w:r>
-        <w:rPr>
-          <w:sz w:val="28"/>
-          <w:szCs w:val="28"/>
-        </w:rPr>
-        <w:t>Барнаульский меланжевый комбинат выпустил:</w:t>
-      </w:r>
-      <w:r>
-        <w:rPr>
-          <w:sz w:val="28"/>
-          <w:szCs w:val="28"/>
-        </w:rPr>
-        <w:t xml:space="preserve"> </w:t>
-      </w:r>
-      <w:r>
-        <w:rPr>
-          <w:b/>
-          <w:bCs/>
-          <w:sz w:val="28"/>
-          <w:szCs w:val="28"/>
-        </w:rPr>
-        <w:t>около 137 млн метров ткани.</w:t>
-      </w:r>
-      <w:r>
-        <w:rPr>
-          <w:sz w:val="28"/>
-          <w:szCs w:val="28"/>
-        </w:rPr>
-        <w:t xml:space="preserve"> </w:t>
-      </w:r>
-      <w:r>
-        <w:rPr>
-          <w:sz w:val="28"/>
-          <w:szCs w:val="28"/>
-        </w:rPr>
-        <w:t>Ткань использовалась для изготовления военной формы и другой продукции для армии.</w:t>
-      </w:r>
-    </w:p>
-    <w:p>
-      <w:pPr>
-        <w:spacing w:line="240" w:lineRule="auto"/>
-        <w:ind w:left="-1134" w:right="-284"/>
-        <w:jc w:val="both"/>
-        <w:rPr>
-          <w:b/>
-          <w:bCs/>
-          <w:sz w:val="28"/>
-          <w:szCs w:val="28"/>
-        </w:rPr>
-      </w:pPr>
-      <w:r>
-        <w:rPr>
-          <w:b/>
-          <w:bCs/>
-          <w:sz w:val="28"/>
-          <w:szCs w:val="28"/>
-        </w:rPr>
-        <w:t>Производство корпусов снарядов</w:t>
-      </w:r>
-      <w:r>
-        <w:rPr>
-          <w:b/>
-          <w:bCs/>
-          <w:sz w:val="28"/>
-          <w:szCs w:val="28"/>
-        </w:rPr>
-        <w:t xml:space="preserve">: </w:t>
-      </w:r>
-      <w:r>
-        <w:rPr>
-          <w:sz w:val="28"/>
-          <w:szCs w:val="28"/>
-        </w:rPr>
-        <w:t xml:space="preserve">Завод имени газеты «Правда» производил корпуса снарядов из </w:t>
-      </w:r>
-      <w:proofErr w:type="spellStart"/>
-      <w:r>
-        <w:rPr>
-          <w:sz w:val="28"/>
-          <w:szCs w:val="28"/>
-        </w:rPr>
-        <w:t>сталистого</w:t>
-      </w:r>
-      <w:proofErr w:type="spellEnd"/>
-      <w:r>
-        <w:rPr>
-          <w:sz w:val="28"/>
-          <w:szCs w:val="28"/>
-        </w:rPr>
-        <w:t xml:space="preserve"> чугуна.</w:t>
-      </w:r>
-    </w:p>
-    <w:p>
-      <w:pPr>
-        <w:spacing w:line="240" w:lineRule="auto"/>
-        <w:ind w:left="-1134" w:right="-284"/>
-        <w:jc w:val="both"/>
-        <w:rPr>
-          <w:b/>
-          <w:bCs/>
-          <w:sz w:val="28"/>
-          <w:szCs w:val="28"/>
-        </w:rPr>
-      </w:pPr>
-      <w:r>
-        <w:rPr>
-          <w:b/>
-          <w:bCs/>
-          <w:sz w:val="28"/>
-          <w:szCs w:val="28"/>
-        </w:rPr>
-        <w:t>Личные трудовые подвиги</w:t>
-      </w:r>
-    </w:p>
-    <w:p>
-      <w:pPr>
-        <w:spacing w:line="240" w:lineRule="auto"/>
-        <w:ind w:left="-1134" w:right="-284"/>
-        <w:jc w:val="both"/>
-        <w:rPr>
-          <w:sz w:val="28"/>
-          <w:szCs w:val="28"/>
-        </w:rPr>
-      </w:pPr>
-      <w:r>
-        <w:rPr>
-          <w:sz w:val="28"/>
-          <w:szCs w:val="28"/>
-        </w:rPr>
-        <w:t xml:space="preserve">Одним из примеров является </w:t>
-      </w:r>
-      <w:r>
-        <w:rPr>
-          <w:b/>
-          <w:bCs/>
-          <w:sz w:val="28"/>
-          <w:szCs w:val="28"/>
-        </w:rPr>
-        <w:t>бригада Белякова</w:t>
-      </w:r>
-      <w:r>
-        <w:rPr>
-          <w:sz w:val="28"/>
-          <w:szCs w:val="28"/>
-        </w:rPr>
-        <w:t>.</w:t>
-      </w:r>
-      <w:r>
-        <w:rPr>
-          <w:sz w:val="28"/>
-          <w:szCs w:val="28"/>
-        </w:rPr>
-        <w:t xml:space="preserve"> </w:t>
-      </w:r>
-      <w:r>
-        <w:rPr>
-          <w:sz w:val="28"/>
-          <w:szCs w:val="28"/>
-        </w:rPr>
-        <w:t xml:space="preserve">2 апреля 1944 года она выполнила сменное задание на </w:t>
-      </w:r>
-      <w:r>
-        <w:rPr>
-          <w:b/>
-          <w:bCs/>
-          <w:sz w:val="28"/>
-          <w:szCs w:val="28"/>
-        </w:rPr>
-        <w:t>472%</w:t>
-      </w:r>
-      <w:r>
-        <w:rPr>
-          <w:sz w:val="28"/>
-          <w:szCs w:val="28"/>
-        </w:rPr>
-        <w:t>.</w:t>
-      </w:r>
-      <w:r>
-        <w:rPr>
-          <w:sz w:val="28"/>
-          <w:szCs w:val="28"/>
-        </w:rPr>
-        <w:t xml:space="preserve"> </w:t>
-      </w:r>
-    </w:p>
-    <w:p>
-      <w:pPr>
-        <w:spacing w:line="240" w:lineRule="auto"/>
-        <w:ind w:left="-1134" w:right="-284"/>
-        <w:jc w:val="both"/>
-        <w:rPr>
-          <w:strike/>
-          <w:sz w:val="28"/>
-          <w:szCs w:val="28"/>
-        </w:rPr>
-      </w:pPr>
-      <w:r>
-        <w:rPr>
-          <w:strike/>
-          <w:sz w:val="28"/>
-          <w:szCs w:val="28"/>
-        </w:rPr>
-        <w:t>Другим примером являются рабочие Барнаульского станкостроительного завода, которые добивались многократного превышения производственных норм.</w:t>
-      </w:r>
-    </w:p>
-    <w:p>
-      <w:pPr>
-        <w:spacing w:line="240" w:lineRule="auto"/>
-        <w:ind w:left="-1134" w:right="-284"/>
-        <w:jc w:val="both"/>
-        <w:rPr>
-          <w:sz w:val="28"/>
-          <w:szCs w:val="28"/>
-        </w:rPr>
-      </w:pPr>
-      <w:r>
-        <w:rPr>
-          <w:sz w:val="28"/>
-          <w:szCs w:val="28"/>
-        </w:rPr>
         <w:t xml:space="preserve">В городе насчитывалось около </w:t>
       </w:r>
       <w:r>
@@ -3225,32 +3406,14 @@
           <w:sz w:val="28"/>
           <w:szCs w:val="28"/>
         </w:rPr>
-        <w:t xml:space="preserve">24 ноября 1941 </w:t>
-      </w:r>
-      <w:proofErr w:type="gramStart"/>
-      <w:r>
-        <w:rPr>
-          <w:b/>
-          <w:bCs/>
-          <w:sz w:val="28"/>
-          <w:szCs w:val="28"/>
-        </w:rPr>
-        <w:t>года</w:t>
-      </w:r>
-      <w:r>
-        <w:rPr>
-          <w:sz w:val="28"/>
-          <w:szCs w:val="28"/>
-        </w:rPr>
-        <w:t>, несмотря на то, что</w:t>
-      </w:r>
-      <w:proofErr w:type="gramEnd"/>
-      <w:r>
-        <w:rPr>
-          <w:sz w:val="28"/>
-          <w:szCs w:val="28"/>
-        </w:rPr>
-        <w:t xml:space="preserve"> оборудование только недавно прибыло в город.</w:t>
+        <w:t>24 ноября 1941 года</w:t>
+      </w:r>
+      <w:r>
+        <w:rPr>
+          <w:sz w:val="28"/>
+          <w:szCs w:val="28"/>
+        </w:rPr>
+        <w:t>, несмотря на то что оборудование только недавно прибыло в город.</w:t>
       </w:r>
     </w:p>
     <w:p>
@@ -3489,7 +3652,6 @@
           <w:sz w:val="28"/>
           <w:szCs w:val="28"/>
         </w:rPr>
-        <w:lastRenderedPageBreak/>
         <w:t>Огромное количество награждённых</w:t>
       </w:r>
       <w:r>
@@ -3753,7 +3915,7 @@
         </w:rPr>
         <w:t xml:space="preserve"> </w:t>
       </w:r>
-      <w:hyperlink r:id="rId6" w:history="1">
+      <w:hyperlink r:id="rId9" w:history="1">
         <w:r>
           <w:rPr>
             <w:rStyle w:val="ac"/>
@@ -3801,7 +3963,7 @@
         </w:rPr>
         <w:t xml:space="preserve"> </w:t>
       </w:r>
-      <w:hyperlink r:id="rId7" w:history="1">
+      <w:hyperlink r:id="rId10" w:history="1">
         <w:r>
           <w:rPr>
             <w:rStyle w:val="ac"/>
@@ -3856,7 +4018,7 @@
         </w:rPr>
         <w:br/>
       </w:r>
-      <w:hyperlink r:id="rId8" w:history="1">
+      <w:hyperlink r:id="rId11" w:history="1">
         <w:r>
           <w:rPr>
             <w:rStyle w:val="ac"/>
@@ -3888,6 +4050,7 @@
           <w:sz w:val="28"/>
           <w:szCs w:val="28"/>
         </w:rPr>
+        <w:lastRenderedPageBreak/>
         <w:t>Официальные материалы администрации Барнаула о предприятиях города</w:t>
       </w:r>
       <w:r>
@@ -3897,7 +4060,7 @@
         </w:rPr>
         <w:t xml:space="preserve"> - </w:t>
       </w:r>
-      <w:hyperlink r:id="rId9" w:history="1">
+      <w:hyperlink r:id="rId12" w:history="1">
         <w:r>
           <w:rPr>
             <w:rStyle w:val="ac"/>
